--- a/de/wisdom-stories/ill-gotten-money.docx
+++ b/de/wisdom-stories/ill-gotten-money.docx
@@ -31,7 +31,7 @@
           <w:b/>
           <w:bCs/>
         </w:rPr>
-        <w:t>Unerlaubtes</w:t>
+        <w:t>Unrechtmäßig erworbenes</w:t>
       </w:r>
       <w:proofErr w:type="spellEnd"/>
       <w:r>
